--- a/podcasts/word/Podcasts-2-episodes-04-05-06.docx
+++ b/podcasts/word/Podcasts-2-episodes-04-05-06.docx
@@ -10094,7 +10094,7 @@
           <w:sz w:val="17"/>
           <w:szCs w:val="17"/>
         </w:rPr>
-        <w:t xml:space="preserve">- **Transposition de la directive Omnibus I** (2026/470) : texte français et nouveaux seuils, attendus au plus tard le 19 mars 2027.</w:t>
+        <w:t xml:space="preserve">- **Transposition de la directive Omnibus I** (2026/470) : texte français et nouveaux seuils d'application de la CSRD (sans effet sur les seuils de nomination d'un CAC), attendus au plus tard le 19 mars 2027.</w:t>
       </w:r>
     </w:p>
     <w:p>
